--- a/Received/5/5, hrhg.docx
+++ b/Received/5/5, hrhg.docx
@@ -17,12 +17,138 @@
         <w:rPr>
           <w:rFonts w:ascii="Times New Roman" w:hAnsi="Times New Roman" w:cs="Times New Roman"/>
           <w:noProof/>
-          <w:szCs w:val="22"/>
+          <w:sz w:val="24"/>
+          <w:szCs w:val="24"/>
         </w:rPr>
         <mc:AlternateContent>
           <mc:Choice Requires="wps">
             <w:drawing>
-              <wp:anchor distT="0" distB="0" distL="114300" distR="114300" simplePos="0" relativeHeight="251659264" behindDoc="0" locked="0" layoutInCell="1" allowOverlap="1" wp14:anchorId="2962D35E" wp14:editId="29E1CB7A">
+              <wp:anchor distT="45720" distB="45720" distL="114300" distR="114300" simplePos="0" relativeHeight="251662336" behindDoc="0" locked="0" layoutInCell="1" allowOverlap="1" wp14:anchorId="6043FEA2" wp14:editId="1F51ED09">
+                <wp:simplePos x="0" y="0"/>
+                <wp:positionH relativeFrom="column">
+                  <wp:posOffset>5892165</wp:posOffset>
+                </wp:positionH>
+                <wp:positionV relativeFrom="paragraph">
+                  <wp:posOffset>-59055</wp:posOffset>
+                </wp:positionV>
+                <wp:extent cx="609600" cy="417195"/>
+                <wp:effectExtent l="0" t="0" r="0" b="0"/>
+                <wp:wrapNone/>
+                <wp:docPr id="2" name="Text Box 3"/>
+                <wp:cNvGraphicFramePr>
+                  <a:graphicFrameLocks xmlns:a="http://schemas.openxmlformats.org/drawingml/2006/main"/>
+                </wp:cNvGraphicFramePr>
+                <a:graphic xmlns:a="http://schemas.openxmlformats.org/drawingml/2006/main">
+                  <a:graphicData uri="http://schemas.microsoft.com/office/word/2010/wordprocessingShape">
+                    <wps:wsp>
+                      <wps:cNvSpPr txBox="1">
+                        <a:spLocks noChangeArrowheads="1"/>
+                      </wps:cNvSpPr>
+                      <wps:spPr bwMode="auto">
+                        <a:xfrm>
+                          <a:off x="0" y="0"/>
+                          <a:ext cx="609600" cy="417195"/>
+                        </a:xfrm>
+                        <a:prstGeom prst="rect">
+                          <a:avLst/>
+                        </a:prstGeom>
+                        <a:noFill/>
+                        <a:ln w="9525">
+                          <a:noFill/>
+                          <a:miter lim="800000"/>
+                          <a:headEnd/>
+                          <a:tailEnd/>
+                        </a:ln>
+                      </wps:spPr>
+                      <wps:txbx>
+                        <w:txbxContent>
+                          <w:p>
+                            <w:r>
+                              <w:rPr>
+                                <w:rFonts w:ascii="Times New Roman" w:hAnsi="Times New Roman"/>
+                                <w:b/>
+                                <w:bCs/>
+                                <w:sz w:val="28"/>
+                                <w:szCs w:val="28"/>
+                              </w:rPr>
+                              <w:t xml:space="preserve">D- </w:t>
+                            </w:r>
+                            <w:r>
+                              <w:rPr>
+                                <w:rFonts w:ascii="Times New Roman" w:hAnsi="Times New Roman"/>
+                                <w:b/>
+                                <w:bCs/>
+                                <w:sz w:val="28"/>
+                                <w:szCs w:val="28"/>
+                              </w:rPr>
+                              <w:t>17</w:t>
+                            </w:r>
+                          </w:p>
+                        </w:txbxContent>
+                      </wps:txbx>
+                      <wps:bodyPr rot="0" vertOverflow="clip" horzOverflow="clip" vert="horz" wrap="square" lIns="91440" tIns="45720" rIns="91440" bIns="45720" anchor="t" anchorCtr="0">
+                        <a:spAutoFit/>
+                      </wps:bodyPr>
+                    </wps:wsp>
+                  </a:graphicData>
+                </a:graphic>
+                <wp14:sizeRelH relativeFrom="margin">
+                  <wp14:pctWidth>0</wp14:pctWidth>
+                </wp14:sizeRelH>
+                <wp14:sizeRelV relativeFrom="margin">
+                  <wp14:pctHeight>20000</wp14:pctHeight>
+                </wp14:sizeRelV>
+              </wp:anchor>
+            </w:drawing>
+          </mc:Choice>
+          <mc:Fallback>
+            <w:pict>
+              <v:shapetype w14:anchorId="6043FEA2" id="_x0000_t202" coordsize="21600,21600" o:spt="202" path="m,l,21600r21600,l21600,xe">
+                <v:stroke joinstyle="miter"/>
+                <v:path gradientshapeok="t" o:connecttype="rect"/>
+              </v:shapetype>
+              <v:shape id="Text Box 3" o:spid="_x0000_s1026" type="#_x0000_t202" style="position:absolute;margin-left:463.95pt;margin-top:-4.65pt;width:48pt;height:32.85pt;z-index:251662336;visibility:visible;mso-wrap-style:square;mso-width-percent:0;mso-height-percent:200;mso-wrap-distance-left:9pt;mso-wrap-distance-top:3.6pt;mso-wrap-distance-right:9pt;mso-wrap-distance-bottom:3.6pt;mso-position-horizontal:absolute;mso-position-horizontal-relative:text;mso-position-vertical:absolute;mso-position-vertical-relative:text;mso-width-percent:0;mso-height-percent:200;mso-width-relative:margin;mso-height-relative:margin;v-text-anchor:top" o:gfxdata="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" filled="f" stroked="f">
+                <v:textbox style="mso-fit-shape-to-text:t">
+                  <w:txbxContent>
+                    <w:p>
+                      <w:r>
+                        <w:rPr>
+                          <w:rFonts w:ascii="Times New Roman" w:hAnsi="Times New Roman"/>
+                          <w:b/>
+                          <w:bCs/>
+                          <w:sz w:val="28"/>
+                          <w:szCs w:val="28"/>
+                        </w:rPr>
+                        <w:t xml:space="preserve">D- </w:t>
+                      </w:r>
+                      <w:r>
+                        <w:rPr>
+                          <w:rFonts w:ascii="Times New Roman" w:hAnsi="Times New Roman"/>
+                          <w:b/>
+                          <w:bCs/>
+                          <w:sz w:val="28"/>
+                          <w:szCs w:val="28"/>
+                        </w:rPr>
+                        <w:t>17</w:t>
+                      </w:r>
+                    </w:p>
+                  </w:txbxContent>
+                </v:textbox>
+              </v:shape>
+            </w:pict>
+          </mc:Fallback>
+        </mc:AlternateContent>
+      </w:r>
+      <w:r>
+        <w:rPr>
+          <w:rFonts w:ascii="Times New Roman" w:hAnsi="Times New Roman" w:cs="Times New Roman"/>
+          <w:noProof/>
+          <w:szCs w:val="22"/>
+        </w:rPr>
+        <mc:AlternateContent>
+          <mc:Choice Requires="wps">
+            <w:drawing>
+              <wp:anchor distT="0" distB="0" distL="114300" distR="114300" simplePos="0" relativeHeight="251659264" behindDoc="0" locked="0" layoutInCell="1" allowOverlap="1" wp14:anchorId="2962D35E" wp14:editId="6B7AE96A">
                 <wp:simplePos x="0" y="0"/>
                 <wp:positionH relativeFrom="margin">
                   <wp:posOffset>0</wp:posOffset>
@@ -79,7 +205,7 @@
           </mc:Choice>
           <mc:Fallback>
             <w:pict>
-              <v:rect w14:anchorId="6C8D577B" id="Rectangle 1" o:spid="_x0000_s1026" style="position:absolute;margin-left:0;margin-top:-4.5pt;width:46.5pt;height:51.3pt;z-index:251659264;visibility:visible;mso-wrap-style:square;mso-width-percent:0;mso-height-percent:0;mso-wrap-distance-left:9pt;mso-wrap-distance-top:0;mso-wrap-distance-right:9pt;mso-wrap-distance-bottom:0;mso-position-horizontal:absolute;mso-position-horizontal-relative:margin;mso-position-vertical:absolute;mso-position-vertical-relative:text;mso-width-percent:0;mso-height-percent:0;mso-width-relative:margin;mso-height-relative:margin;v-text-anchor:middle" o:gfxdata="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" stroked="f">
+              <v:rect w14:anchorId="1158ACC6" id="Rectangle 1" o:spid="_x0000_s1026" style="position:absolute;margin-left:0;margin-top:-4.5pt;width:46.5pt;height:51.3pt;z-index:251659264;visibility:visible;mso-wrap-style:square;mso-width-percent:0;mso-height-percent:0;mso-wrap-distance-left:9pt;mso-wrap-distance-top:0;mso-wrap-distance-right:9pt;mso-wrap-distance-bottom:0;mso-position-horizontal:absolute;mso-position-horizontal-relative:margin;mso-position-vertical:absolute;mso-position-vertical-relative:text;mso-width-percent:0;mso-height-percent:0;mso-width-relative:margin;mso-height-relative:margin;v-text-anchor:middle" o:gfxdata="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" stroked="f">
                 <v:fill r:id="rId6" o:title="" recolor="t" rotate="t" type="frame"/>
                 <w10:wrap anchorx="margin"/>
               </v:rect>
@@ -133,27 +259,7 @@
           <w:sz w:val="24"/>
           <w:szCs w:val="24"/>
         </w:rPr>
-        <w:t xml:space="preserve">Ratnanagar-7, </w:t>
-      </w:r>
-      <w:proofErr w:type="spellStart"/>
-      <w:r>
-        <w:rPr>
-          <w:rFonts w:ascii="Times New Roman" w:hAnsi="Times New Roman" w:cs="Times New Roman"/>
-          <w:b/>
-          <w:sz w:val="24"/>
-          <w:szCs w:val="24"/>
-        </w:rPr>
-        <w:t>Sauraha</w:t>
-      </w:r>
-      <w:proofErr w:type="spellEnd"/>
-      <w:r>
-        <w:rPr>
-          <w:rFonts w:ascii="Times New Roman" w:hAnsi="Times New Roman" w:cs="Times New Roman"/>
-          <w:b/>
-          <w:sz w:val="24"/>
-          <w:szCs w:val="24"/>
-        </w:rPr>
-        <w:t>, Chitwan</w:t>
+        <w:t>Ratnanagar-7, Sauraha, Chitwan</w:t>
       </w:r>
     </w:p>
     <w:p>
@@ -990,27 +1096,7 @@
           <w:szCs w:val="28"/>
           <w:lang w:bidi="ar-SA"/>
         </w:rPr>
-        <w:t xml:space="preserve"> Write one name of radio station of </w:t>
-      </w:r>
-      <w:proofErr w:type="spellStart"/>
-      <w:r>
-        <w:rPr>
-          <w:rFonts w:ascii="Times New Roman" w:eastAsia="Times New Roman" w:hAnsi="Times New Roman" w:cs="Times New Roman"/>
-          <w:sz w:val="28"/>
-          <w:szCs w:val="28"/>
-          <w:lang w:bidi="ar-SA"/>
-        </w:rPr>
-        <w:t>Ratnanagar</w:t>
-      </w:r>
-      <w:proofErr w:type="spellEnd"/>
-      <w:r>
-        <w:rPr>
-          <w:rFonts w:ascii="Times New Roman" w:eastAsia="Times New Roman" w:hAnsi="Times New Roman" w:cs="Times New Roman"/>
-          <w:sz w:val="28"/>
-          <w:szCs w:val="28"/>
-          <w:lang w:bidi="ar-SA"/>
-        </w:rPr>
-        <w:t xml:space="preserve"> areas.</w:t>
+        <w:t xml:space="preserve"> Write one name of radio station of Ratnanagar areas.</w:t>
       </w:r>
     </w:p>
     <w:p>

--- a/Received/5/5, hrhg.docx
+++ b/Received/5/5, hrhg.docx
@@ -71,17 +71,7 @@
                                 <w:sz w:val="28"/>
                                 <w:szCs w:val="28"/>
                               </w:rPr>
-                              <w:t xml:space="preserve">D- </w:t>
-                            </w:r>
-                            <w:r>
-                              <w:rPr>
-                                <w:rFonts w:ascii="Times New Roman" w:hAnsi="Times New Roman"/>
-                                <w:b/>
-                                <w:bCs/>
-                                <w:sz w:val="28"/>
-                                <w:szCs w:val="28"/>
-                              </w:rPr>
-                              <w:t>17</w:t>
+                              <w:t>D- 17</w:t>
                             </w:r>
                           </w:p>
                         </w:txbxContent>
@@ -119,17 +109,7 @@
                           <w:sz w:val="28"/>
                           <w:szCs w:val="28"/>
                         </w:rPr>
-                        <w:t xml:space="preserve">D- </w:t>
-                      </w:r>
-                      <w:r>
-                        <w:rPr>
-                          <w:rFonts w:ascii="Times New Roman" w:hAnsi="Times New Roman"/>
-                          <w:b/>
-                          <w:bCs/>
-                          <w:sz w:val="28"/>
-                          <w:szCs w:val="28"/>
-                        </w:rPr>
-                        <w:t>17</w:t>
+                        <w:t>D- 17</w:t>
                       </w:r>
                     </w:p>
                   </w:txbxContent>
@@ -259,7 +239,27 @@
           <w:sz w:val="24"/>
           <w:szCs w:val="24"/>
         </w:rPr>
-        <w:t>Ratnanagar-7, Sauraha, Chitwan</w:t>
+        <w:t xml:space="preserve">Ratnanagar-7, </w:t>
+      </w:r>
+      <w:proofErr w:type="spellStart"/>
+      <w:r>
+        <w:rPr>
+          <w:rFonts w:ascii="Times New Roman" w:hAnsi="Times New Roman" w:cs="Times New Roman"/>
+          <w:b/>
+          <w:sz w:val="24"/>
+          <w:szCs w:val="24"/>
+        </w:rPr>
+        <w:t>Sauraha</w:t>
+      </w:r>
+      <w:proofErr w:type="spellEnd"/>
+      <w:r>
+        <w:rPr>
+          <w:rFonts w:ascii="Times New Roman" w:hAnsi="Times New Roman" w:cs="Times New Roman"/>
+          <w:b/>
+          <w:sz w:val="24"/>
+          <w:szCs w:val="24"/>
+        </w:rPr>
+        <w:t>, Chitwan</w:t>
       </w:r>
     </w:p>
     <w:p>
@@ -858,7 +858,36 @@
           <w:szCs w:val="28"/>
           <w:lang w:bidi="ar-SA"/>
         </w:rPr>
-        <w:t>When was Ra.na.pa established?</w:t>
+        <w:t xml:space="preserve">When was </w:t>
+      </w:r>
+      <w:proofErr w:type="spellStart"/>
+      <w:r>
+        <w:rPr>
+          <w:rFonts w:ascii="Times New Roman" w:eastAsia="Times New Roman" w:hAnsi="Times New Roman" w:cs="Times New Roman"/>
+          <w:sz w:val="28"/>
+          <w:szCs w:val="28"/>
+          <w:lang w:bidi="ar-SA"/>
+        </w:rPr>
+        <w:t>Ratnanagar</w:t>
+      </w:r>
+      <w:proofErr w:type="spellEnd"/>
+      <w:r>
+        <w:rPr>
+          <w:rFonts w:ascii="Times New Roman" w:eastAsia="Times New Roman" w:hAnsi="Times New Roman" w:cs="Times New Roman"/>
+          <w:sz w:val="28"/>
+          <w:szCs w:val="28"/>
+          <w:lang w:bidi="ar-SA"/>
+        </w:rPr>
+        <w:t xml:space="preserve"> municipality </w:t>
+      </w:r>
+      <w:r>
+        <w:rPr>
+          <w:rFonts w:ascii="Times New Roman" w:eastAsia="Times New Roman" w:hAnsi="Times New Roman" w:cs="Times New Roman"/>
+          <w:sz w:val="28"/>
+          <w:szCs w:val="28"/>
+          <w:lang w:bidi="ar-SA"/>
+        </w:rPr>
+        <w:t>established?</w:t>
       </w:r>
     </w:p>
     <w:p>
@@ -1096,7 +1125,27 @@
           <w:szCs w:val="28"/>
           <w:lang w:bidi="ar-SA"/>
         </w:rPr>
-        <w:t xml:space="preserve"> Write one name of radio station of Ratnanagar areas.</w:t>
+        <w:t xml:space="preserve"> Write one name of radio station of </w:t>
+      </w:r>
+      <w:proofErr w:type="spellStart"/>
+      <w:r>
+        <w:rPr>
+          <w:rFonts w:ascii="Times New Roman" w:eastAsia="Times New Roman" w:hAnsi="Times New Roman" w:cs="Times New Roman"/>
+          <w:sz w:val="28"/>
+          <w:szCs w:val="28"/>
+          <w:lang w:bidi="ar-SA"/>
+        </w:rPr>
+        <w:t>Ratnanagar</w:t>
+      </w:r>
+      <w:proofErr w:type="spellEnd"/>
+      <w:r>
+        <w:rPr>
+          <w:rFonts w:ascii="Times New Roman" w:eastAsia="Times New Roman" w:hAnsi="Times New Roman" w:cs="Times New Roman"/>
+          <w:sz w:val="28"/>
+          <w:szCs w:val="28"/>
+          <w:lang w:bidi="ar-SA"/>
+        </w:rPr>
+        <w:t xml:space="preserve"> areas.</w:t>
       </w:r>
     </w:p>
     <w:p>
@@ -2003,6 +2052,106 @@
           <w:szCs w:val="28"/>
         </w:rPr>
       </w:pPr>
+      <w:r>
+        <w:rPr>
+          <w:rFonts w:ascii="Times New Roman" w:hAnsi="Times New Roman" w:cs="Times New Roman"/>
+          <w:sz w:val="28"/>
+          <w:szCs w:val="28"/>
+        </w:rPr>
+        <w:t>………………………….………………………….………………………….……………</w:t>
+      </w:r>
+      <w:r>
+        <w:rPr>
+          <w:rFonts w:ascii="Times New Roman" w:hAnsi="Times New Roman" w:cs="Times New Roman"/>
+          <w:sz w:val="28"/>
+          <w:szCs w:val="28"/>
+        </w:rPr>
+        <w:t>…..</w:t>
+      </w:r>
+    </w:p>
+    <w:p>
+      <w:pPr>
+        <w:rPr>
+          <w:rFonts w:ascii="Times New Roman" w:hAnsi="Times New Roman" w:cs="Times New Roman"/>
+          <w:sz w:val="28"/>
+          <w:szCs w:val="28"/>
+        </w:rPr>
+      </w:pPr>
+      <w:r>
+        <w:rPr>
+          <w:rFonts w:ascii="Times New Roman" w:hAnsi="Times New Roman" w:cs="Times New Roman"/>
+          <w:sz w:val="28"/>
+          <w:szCs w:val="28"/>
+        </w:rPr>
+        <w:t>………………………….………………………….………………………….……………</w:t>
+      </w:r>
+      <w:r>
+        <w:rPr>
+          <w:rFonts w:ascii="Times New Roman" w:hAnsi="Times New Roman" w:cs="Times New Roman"/>
+          <w:sz w:val="28"/>
+          <w:szCs w:val="28"/>
+        </w:rPr>
+        <w:t>…..</w:t>
+      </w:r>
+    </w:p>
+    <w:p>
+      <w:pPr>
+        <w:rPr>
+          <w:rFonts w:ascii="Times New Roman" w:hAnsi="Times New Roman" w:cs="Times New Roman"/>
+          <w:sz w:val="28"/>
+          <w:szCs w:val="28"/>
+        </w:rPr>
+      </w:pPr>
+      <w:r>
+        <w:rPr>
+          <w:rFonts w:ascii="Times New Roman" w:hAnsi="Times New Roman" w:cs="Times New Roman"/>
+          <w:sz w:val="28"/>
+          <w:szCs w:val="28"/>
+        </w:rPr>
+        <w:t>………………………….………………………….………………………….……………</w:t>
+      </w:r>
+      <w:r>
+        <w:rPr>
+          <w:rFonts w:ascii="Times New Roman" w:hAnsi="Times New Roman" w:cs="Times New Roman"/>
+          <w:sz w:val="28"/>
+          <w:szCs w:val="28"/>
+        </w:rPr>
+        <w:t>…..</w:t>
+      </w:r>
+    </w:p>
+    <w:p>
+      <w:pPr>
+        <w:rPr>
+          <w:rFonts w:ascii="Times New Roman" w:hAnsi="Times New Roman" w:cs="Times New Roman"/>
+          <w:sz w:val="28"/>
+          <w:szCs w:val="28"/>
+        </w:rPr>
+      </w:pPr>
+      <w:r>
+        <w:rPr>
+          <w:rFonts w:ascii="Times New Roman" w:hAnsi="Times New Roman" w:cs="Times New Roman"/>
+          <w:sz w:val="28"/>
+          <w:szCs w:val="28"/>
+        </w:rPr>
+        <w:t>………………………….………………………….………………………….……………</w:t>
+      </w:r>
+      <w:r>
+        <w:rPr>
+          <w:rFonts w:ascii="Times New Roman" w:hAnsi="Times New Roman" w:cs="Times New Roman"/>
+          <w:sz w:val="28"/>
+          <w:szCs w:val="28"/>
+        </w:rPr>
+        <w:t>…..</w:t>
+      </w:r>
+    </w:p>
+    <w:p>
+      <w:pPr>
+        <w:rPr>
+          <w:rFonts w:ascii="Times New Roman" w:hAnsi="Times New Roman" w:cs="Times New Roman"/>
+          <w:sz w:val="28"/>
+          <w:szCs w:val="28"/>
+        </w:rPr>
+      </w:pPr>
     </w:p>
     <w:p>
       <w:pPr>
@@ -2078,6 +2227,115 @@
         </w:rPr>
         <w:t>…..</w:t>
       </w:r>
+    </w:p>
+    <w:p>
+      <w:pPr>
+        <w:rPr>
+          <w:rFonts w:ascii="Times New Roman" w:hAnsi="Times New Roman" w:cs="Times New Roman"/>
+          <w:sz w:val="28"/>
+          <w:szCs w:val="28"/>
+        </w:rPr>
+      </w:pPr>
+      <w:r>
+        <w:rPr>
+          <w:rFonts w:ascii="Times New Roman" w:hAnsi="Times New Roman" w:cs="Times New Roman"/>
+          <w:sz w:val="28"/>
+          <w:szCs w:val="28"/>
+        </w:rPr>
+        <w:t>………………………….………………………….………………………….……………</w:t>
+      </w:r>
+      <w:r>
+        <w:rPr>
+          <w:rFonts w:ascii="Times New Roman" w:hAnsi="Times New Roman" w:cs="Times New Roman"/>
+          <w:sz w:val="28"/>
+          <w:szCs w:val="28"/>
+        </w:rPr>
+        <w:t>…..</w:t>
+      </w:r>
+    </w:p>
+    <w:p>
+      <w:pPr>
+        <w:rPr>
+          <w:rFonts w:ascii="Times New Roman" w:hAnsi="Times New Roman" w:cs="Times New Roman"/>
+          <w:sz w:val="28"/>
+          <w:szCs w:val="28"/>
+        </w:rPr>
+      </w:pPr>
+      <w:r>
+        <w:rPr>
+          <w:rFonts w:ascii="Times New Roman" w:hAnsi="Times New Roman" w:cs="Times New Roman"/>
+          <w:sz w:val="28"/>
+          <w:szCs w:val="28"/>
+        </w:rPr>
+        <w:t>………………………….………………………….………………………….……………</w:t>
+      </w:r>
+      <w:r>
+        <w:rPr>
+          <w:rFonts w:ascii="Times New Roman" w:hAnsi="Times New Roman" w:cs="Times New Roman"/>
+          <w:sz w:val="28"/>
+          <w:szCs w:val="28"/>
+        </w:rPr>
+        <w:t>…..</w:t>
+      </w:r>
+    </w:p>
+    <w:p>
+      <w:pPr>
+        <w:rPr>
+          <w:rFonts w:ascii="Times New Roman" w:hAnsi="Times New Roman" w:cs="Times New Roman"/>
+          <w:sz w:val="28"/>
+          <w:szCs w:val="28"/>
+        </w:rPr>
+      </w:pPr>
+      <w:r>
+        <w:rPr>
+          <w:rFonts w:ascii="Times New Roman" w:hAnsi="Times New Roman" w:cs="Times New Roman"/>
+          <w:sz w:val="28"/>
+          <w:szCs w:val="28"/>
+        </w:rPr>
+        <w:t>………………………….………………………….………………………….……………</w:t>
+      </w:r>
+      <w:r>
+        <w:rPr>
+          <w:rFonts w:ascii="Times New Roman" w:hAnsi="Times New Roman" w:cs="Times New Roman"/>
+          <w:sz w:val="28"/>
+          <w:szCs w:val="28"/>
+        </w:rPr>
+        <w:t>…..</w:t>
+      </w:r>
+    </w:p>
+    <w:p>
+      <w:pPr>
+        <w:rPr>
+          <w:rFonts w:ascii="Times New Roman" w:hAnsi="Times New Roman" w:cs="Times New Roman"/>
+          <w:sz w:val="28"/>
+          <w:szCs w:val="28"/>
+        </w:rPr>
+      </w:pPr>
+      <w:r>
+        <w:rPr>
+          <w:rFonts w:ascii="Times New Roman" w:hAnsi="Times New Roman" w:cs="Times New Roman"/>
+          <w:sz w:val="28"/>
+          <w:szCs w:val="28"/>
+        </w:rPr>
+        <w:t>………………………….………………………….………………………….……………</w:t>
+      </w:r>
+      <w:r>
+        <w:rPr>
+          <w:rFonts w:ascii="Times New Roman" w:hAnsi="Times New Roman" w:cs="Times New Roman"/>
+          <w:sz w:val="28"/>
+          <w:szCs w:val="28"/>
+        </w:rPr>
+        <w:t>…..</w:t>
+      </w:r>
+    </w:p>
+    <w:p>
+      <w:pPr>
+        <w:rPr>
+          <w:rFonts w:ascii="Times New Roman" w:hAnsi="Times New Roman" w:cs="Times New Roman"/>
+          <w:sz w:val="28"/>
+          <w:szCs w:val="28"/>
+        </w:rPr>
+      </w:pPr>
     </w:p>
     <w:p>
       <w:pPr>
